--- a/docs/irb/submission/Post_Participation_Information_DRAFT.docx
+++ b/docs/irb/submission/Post_Participation_Information_DRAFT.docx
@@ -136,7 +136,7 @@
           <w:rFonts w:ascii="Arial" w:hAnsi="Arial"/>
           <w:b/>
         </w:rPr>
-        <w:t>Gaze-Contingent AI Assistance and Self-Similar Voice in Mixed Reality Visual Search</w:t>
+        <w:t>Follow My Voice: Gaze-Contingent XR Search with a Self-Similar Agent</w:t>
       </w:r>
     </w:p>
     <w:p>
@@ -145,7 +145,7 @@
           <w:rFonts w:ascii="Arial" w:hAnsi="Arial"/>
           <w:b w:val="0"/>
         </w:rPr>
-        <w:t>Thank you for taking part. This study compares spoken assistance that does or does not use gaze-related task information and compares a generic voice with a private synthetic voice derived from your short recording. The researchers are studying performance, workload, trust, helpfulness, comfort, and how accurately participants perceive the voice and assistance differences.</w:t>
+        <w:t>Thank you for taking part. This study compares a generic voice with a private synthetic voice derived from your recording and compares two forms of spoken assistance. In gaze-contingent blocks, coarse directional guidance helped you orient toward the target area before closer/farther feedback narrowed the location. In noncontingent blocks, general prompts occurred at matching opportunities but did not use gaze, hover, coverage, or target-proximity information.</w:t>
       </w:r>
     </w:p>
     <w:p>
@@ -154,7 +154,7 @@
           <w:rFonts w:ascii="Arial" w:hAnsi="Arial"/>
           <w:b w:val="0"/>
         </w:rPr>
-        <w:t>There was no deception in the planned procedure. The system may have appeared more or less responsive in different blocks because gaze contingency was one experimental factor. The synthetic self-similar voice was created only for this study’s fixed prompts. It was not a recording of every sentence and could produce those approved phrases even though you had not said them word-for-word.</w:t>
+        <w:t>There was no deception in the planned procedure. Responsiveness differed because gaze contingency was an experimental factor. The self-similar voice was created only for fixed study prompts and could produce those phrases even though you had not recorded them word-for-word.</w:t>
       </w:r>
     </w:p>
     <w:p>
@@ -163,7 +163,7 @@
           <w:rFonts w:ascii="Arial" w:hAnsi="Arial"/>
           <w:b w:val="0"/>
         </w:rPr>
-        <w:t>The eye-gaze measures are interaction telemetry. They are not a medical test, and the study does not diagnose vision, attention, or neurological conditions. The system can make errors, including delayed or incorrect hints and inaccurate gaze estimates.</w:t>
+        <w:t>Eye-gaze measures are interaction telemetry, not a medical test; the study does not diagnose vision, attention, or neurological conditions. Hints or gaze estimates may be delayed or incorrect.</w:t>
       </w:r>
     </w:p>
     <w:p>
@@ -184,7 +184,7 @@
           <w:rFonts w:ascii="Arial" w:hAnsi="Arial"/>
           <w:b w:val="0"/>
         </w:rPr>
-        <w:t>The team will follow the approved procedure for transferring coded study data and deleting the local voice recording, private provider voice/sample, generated self-similar clips/history where supported, and headset speech cache. A provider may retain limited information in backups, security logs, or when required by policy/law, as described in your consent form.</w:t>
+        <w:t>The team will follow the approved procedure for transferring coded study data and deleting the local recording, private provider voice/sample, generated clips/history where supported, and headset speech cache. Provider backup, security-log, or legal-retention limits are described in your consent form.</w:t>
       </w:r>
     </w:p>
     <w:p>
@@ -230,7 +230,7 @@
           <w:rFonts w:ascii="Arial" w:hAnsi="Arial"/>
           <w:b w:val="0"/>
         </w:rPr>
-        <w:t>Tell the researcher before leaving if you have nausea, dizziness, headache, eyestrain, blurred vision, disorientation, balance difficulty, or any concern. Do not drive or perform a risky activity until you feel fully normal. Seek medical help if symptoms are severe, worsening, or do not resolve.</w:t>
+        <w:t>Tell the researcher before leaving if you have nausea, dizziness, headache, eyestrain, blurred vision, disorientation, balance difficulty, neck/back discomfort, or another concern. Avoid driving or risky activity until you feel fully normal; seek medical help if symptoms are severe, worsening, or persistent.</w:t>
       </w:r>
     </w:p>
     <w:p>

--- a/docs/irb/submission/Post_Participation_Information_DRAFT.docx
+++ b/docs/irb/submission/Post_Participation_Information_DRAFT.docx
@@ -91,7 +91,7 @@
         </w:rPr>
         <w:t>DRAFT — NOT FOR SUBMISSION OR PARTICIPANT USE</w:t>
         <w:br/>
-        <w:t>Resolve all OPEN DECISION items and obtain UCF approval before use.</w:t>
+        <w:t>Complete all ADMINISTRATIVE INPUT and INSTITUTIONAL CONFIRMATION items, verify implementation, and obtain UCF approval before use.</w:t>
       </w:r>
     </w:p>
     <w:p>
@@ -184,7 +184,7 @@
           <w:rFonts w:ascii="Arial" w:hAnsi="Arial"/>
           <w:b w:val="0"/>
         </w:rPr>
-        <w:t>The team will follow the approved procedure for transferring coded study data and deleting the local recording, private provider voice/sample, generated clips/history where supported, and headset speech cache. Provider backup, security-log, or legal-retention limits are described in your consent form.</w:t>
+        <w:t>The team will transfer coded study data to restricted UCF OneDrive/SharePoint storage and delete the local recording, speaker embedding/model artifact, generated clips, workstation session cache, and headset speech cache within 24 hours. No participant voice data were sent to an outside voice service.</w:t>
       </w:r>
     </w:p>
     <w:p>
@@ -193,23 +193,21 @@
           <w:rFonts w:ascii="Arial" w:hAnsi="Arial"/>
           <w:b w:val="0"/>
         </w:rPr>
-        <w:t xml:space="preserve">If you want to withdraw or ask whether identifiable voice assets can still be deleted, contact the Principal Investigator at </w:t>
+        <w:t xml:space="preserve">If you want to withdraw or ask whether identifiable voice assets have been deleted, contact the Principal Investigator within 30 days at </w:t>
       </w:r>
       <w:r>
         <w:rPr>
           <w:rFonts w:ascii="Arial" w:hAnsi="Arial"/>
           <w:b/>
-          <w:color w:val="9C0006"/>
-          <w:highlight w:val="yellow"/>
         </w:rPr>
-        <w:t>[OPEN DECISION: name and UCF contact]</w:t>
+        <w:t>Dr. Roshan Venkatakrishnan, roshan.venkatakrishnan@ucf.edu</w:t>
       </w:r>
       <w:r>
         <w:rPr>
           <w:rFonts w:ascii="Arial" w:hAnsi="Arial"/>
           <w:b w:val="0"/>
         </w:rPr>
-        <w:t>. Information already de-identified or combined with other participants’ results may not be retrievable.</w:t>
+        <w:t>. The identity key is scheduled for deletion 30 days after the session; information already de-identified or combined with other participants’ results may not be retrievable.</w:t>
       </w:r>
     </w:p>
     <w:p>
@@ -257,10 +255,8 @@
         <w:rPr>
           <w:rFonts w:ascii="Arial" w:hAnsi="Arial"/>
           <w:b/>
-          <w:color w:val="9C0006"/>
-          <w:highlight w:val="yellow"/>
         </w:rPr>
-        <w:t>[OPEN DECISION: PI name, phone, UCF email]</w:t>
+        <w:t>Dr. Roshan Venkatakrishnan, roshan.venkatakrishnan@ucf.edu, 407-823-3957</w:t>
       </w:r>
     </w:p>
     <w:p>
@@ -269,16 +265,14 @@
           <w:rFonts w:ascii="Arial" w:hAnsi="Arial"/>
           <w:b w:val="0"/>
         </w:rPr>
-        <w:t xml:space="preserve">Faculty advisor, if applicable: </w:t>
+        <w:t xml:space="preserve">Student investigator: </w:t>
       </w:r>
       <w:r>
         <w:rPr>
           <w:rFonts w:ascii="Arial" w:hAnsi="Arial"/>
           <w:b/>
-          <w:color w:val="9C0006"/>
-          <w:highlight w:val="yellow"/>
         </w:rPr>
-        <w:t>[OPEN DECISION]</w:t>
+        <w:t>Pedro Poveda, pe011248@ucf.edu</w:t>
       </w:r>
     </w:p>
     <w:p>
@@ -303,16 +297,21 @@
           <w:rFonts w:ascii="Arial" w:hAnsi="Arial"/>
           <w:b w:val="0"/>
         </w:rPr>
-        <w:t xml:space="preserve">If you would like an aggregate summary when the study is complete: </w:t>
+        <w:t xml:space="preserve">If you would like an aggregate summary when the study is complete, join the separate email-only opt-in list by emailing </w:t>
       </w:r>
       <w:r>
         <w:rPr>
           <w:rFonts w:ascii="Arial" w:hAnsi="Arial"/>
           <w:b/>
-          <w:color w:val="9C0006"/>
-          <w:highlight w:val="yellow"/>
         </w:rPr>
-        <w:t>[OPEN DECISION: approved opt-in method that does not unnecessarily link contact details to study data.]</w:t>
+        <w:t>Dr. Roshan Venkatakrishnan at roshan.venkatakrishnan@ucf.edu</w:t>
+      </w:r>
+      <w:r>
+        <w:rPr>
+          <w:rFonts w:ascii="Arial" w:hAnsi="Arial"/>
+          <w:b w:val="0"/>
+        </w:rPr>
+        <w:t>. The list is not linked to study ID and will be deleted after the summary is sent.</w:t>
       </w:r>
     </w:p>
     <w:p>
@@ -329,21 +328,6 @@
           <w:b/>
         </w:rPr>
         <w:t>[add after assignment/approval]</w:t>
-      </w:r>
-    </w:p>
-    <w:p>
-      <w:pPr>
-        <w:spacing w:before="240"/>
-        <w:jc w:val="center"/>
-      </w:pPr>
-      <w:r>
-        <w:rPr>
-          <w:rFonts w:ascii="Arial" w:hAnsi="Arial"/>
-          <w:i/>
-          <w:color w:val="646464"/>
-          <w:sz w:val="16"/>
-        </w:rPr>
-        <w:t>Draft generated from HRP-503 - TEMPLATE - Protocol.docx structure and styles. Content source: post-participation.md.</w:t>
       </w:r>
     </w:p>
     <w:sectPr>

--- a/docs/irb/submission/Post_Participation_Information_DRAFT.docx
+++ b/docs/irb/submission/Post_Participation_Information_DRAFT.docx
@@ -68,30 +68,6 @@
             </a:graphic>
           </wp:inline>
         </w:drawing>
-      </w:r>
-    </w:p>
-    <w:p>
-      <w:pPr>
-        <w:spacing w:after="100"/>
-        <w:jc w:val="center"/>
-        <w:shd w:fill="FCE4D6"/>
-        <w:pBdr>
-          <w:top w:val="single" w:sz="4" w:color="F4B084"/>
-          <w:left w:val="single" w:sz="4" w:color="F4B084"/>
-          <w:bottom w:val="single" w:sz="4" w:color="F4B084"/>
-          <w:right w:val="single" w:sz="4" w:color="F4B084"/>
-        </w:pBdr>
-      </w:pPr>
-      <w:r>
-        <w:rPr>
-          <w:rFonts w:ascii="Arial" w:hAnsi="Arial"/>
-          <w:b/>
-          <w:color w:val="9C0006"/>
-          <w:sz w:val="18"/>
-        </w:rPr>
-        <w:t>DRAFT — NOT FOR SUBMISSION OR PARTICIPANT USE</w:t>
-        <w:br/>
-        <w:t>Complete all ADMINISTRATIVE INPUT and INSTITUTIONAL CONFIRMATION items, verify implementation, and obtain UCF approval before use.</w:t>
       </w:r>
     </w:p>
     <w:p>
